--- a/examples/invoice/output.docx
+++ b/examples/invoice/output.docx
@@ -23,6 +23,12 @@
         <w:tc>
           <w:tcPr>
             <w:tcW w:type="dxa" w:w="4680"/>
+            <w:tcMar>
+              <w:top w:type="dxa" w:w="0"/>
+              <w:left w:type="dxa" w:w="0"/>
+              <w:bottom w:type="dxa" w:w="210"/>
+              <w:right w:type="dxa" w:w="0"/>
+            </w:tcMar>
           </w:tcPr>
           <w:p>
             <w:pPr>
@@ -60,6 +66,12 @@
         <w:tc>
           <w:tcPr>
             <w:tcW w:type="dxa" w:w="4680"/>
+            <w:tcMar>
+              <w:top w:type="dxa" w:w="0"/>
+              <w:left w:type="dxa" w:w="0"/>
+              <w:bottom w:type="dxa" w:w="210"/>
+              <w:right w:type="dxa" w:w="0"/>
+            </w:tcMar>
           </w:tcPr>
           <w:p>
             <w:pPr>
@@ -117,7 +129,6 @@
                 <w:rFonts w:ascii="Arial" w:cs="Arial" w:eastAsia="Arial" w:hAnsi="Arial"/>
                 <w:b/>
                 <w:bCs/>
-                <w:color w:val="111111"/>
                 <w:sz w:val="20"/>
                 <w:szCs w:val="20"/>
               </w:rPr>
@@ -132,7 +143,6 @@
             <w:r>
               <w:rPr>
                 <w:rFonts w:ascii="Arial" w:cs="Arial" w:eastAsia="Arial" w:hAnsi="Arial"/>
-                <w:color w:val="111111"/>
                 <w:sz w:val="20"/>
                 <w:szCs w:val="20"/>
               </w:rPr>
@@ -147,7 +157,6 @@
             <w:r>
               <w:rPr>
                 <w:rFonts w:ascii="Arial" w:cs="Arial" w:eastAsia="Arial" w:hAnsi="Arial"/>
-                <w:color w:val="111111"/>
                 <w:sz w:val="20"/>
                 <w:szCs w:val="20"/>
               </w:rPr>
@@ -228,7 +237,6 @@
                 <w:rFonts w:ascii="Arial" w:cs="Arial" w:eastAsia="Arial" w:hAnsi="Arial"/>
                 <w:b/>
                 <w:bCs/>
-                <w:color w:val="111111"/>
                 <w:sz w:val="20"/>
                 <w:szCs w:val="20"/>
               </w:rPr>
@@ -311,7 +319,6 @@
                 <w:rFonts w:ascii="Arial" w:cs="Arial" w:eastAsia="Arial" w:hAnsi="Arial"/>
                 <w:b/>
                 <w:bCs/>
-                <w:color w:val="111111"/>
                 <w:sz w:val="20"/>
                 <w:szCs w:val="20"/>
               </w:rPr>
@@ -377,7 +384,6 @@
                 <w:rFonts w:ascii="Arial" w:cs="Arial" w:eastAsia="Arial" w:hAnsi="Arial"/>
                 <w:b/>
                 <w:bCs/>
-                <w:color w:val="111111"/>
                 <w:sz w:val="20"/>
                 <w:szCs w:val="20"/>
               </w:rPr>
@@ -441,7 +447,6 @@
             <w:r>
               <w:rPr>
                 <w:rFonts w:ascii="Arial" w:cs="Arial" w:eastAsia="Arial" w:hAnsi="Arial"/>
-                <w:color w:val="111111"/>
                 <w:sz w:val="20"/>
                 <w:szCs w:val="20"/>
               </w:rPr>
@@ -505,7 +510,6 @@
             <w:r>
               <w:rPr>
                 <w:rFonts w:ascii="Arial" w:cs="Arial" w:eastAsia="Arial" w:hAnsi="Arial"/>
-                <w:color w:val="111111"/>
                 <w:sz w:val="20"/>
                 <w:szCs w:val="20"/>
               </w:rPr>
@@ -681,7 +685,6 @@
             <w:r>
               <w:rPr>
                 <w:rFonts w:ascii="Arial" w:cs="Arial" w:eastAsia="Arial" w:hAnsi="Arial"/>
-                <w:color w:val="111111"/>
                 <w:sz w:val="20"/>
                 <w:szCs w:val="20"/>
               </w:rPr>
@@ -707,7 +710,6 @@
             <w:r>
               <w:rPr>
                 <w:rFonts w:ascii="Arial" w:cs="Arial" w:eastAsia="Arial" w:hAnsi="Arial"/>
-                <w:color w:val="111111"/>
                 <w:sz w:val="20"/>
                 <w:szCs w:val="20"/>
               </w:rPr>
@@ -733,7 +735,6 @@
             <w:r>
               <w:rPr>
                 <w:rFonts w:ascii="Consolas" w:cs="Consolas" w:eastAsia="Consolas" w:hAnsi="Consolas"/>
-                <w:color w:val="111111"/>
                 <w:sz w:val="20"/>
                 <w:szCs w:val="20"/>
               </w:rPr>
@@ -759,7 +760,6 @@
             <w:r>
               <w:rPr>
                 <w:rFonts w:ascii="Consolas" w:cs="Consolas" w:eastAsia="Consolas" w:hAnsi="Consolas"/>
-                <w:color w:val="111111"/>
                 <w:sz w:val="20"/>
                 <w:szCs w:val="20"/>
               </w:rPr>
@@ -787,7 +787,6 @@
             <w:r>
               <w:rPr>
                 <w:rFonts w:ascii="Arial" w:cs="Arial" w:eastAsia="Arial" w:hAnsi="Arial"/>
-                <w:color w:val="111111"/>
                 <w:sz w:val="20"/>
                 <w:szCs w:val="20"/>
               </w:rPr>
@@ -814,7 +813,6 @@
             <w:r>
               <w:rPr>
                 <w:rFonts w:ascii="Arial" w:cs="Arial" w:eastAsia="Arial" w:hAnsi="Arial"/>
-                <w:color w:val="111111"/>
                 <w:sz w:val="20"/>
                 <w:szCs w:val="20"/>
               </w:rPr>
@@ -841,7 +839,6 @@
             <w:r>
               <w:rPr>
                 <w:rFonts w:ascii="Consolas" w:cs="Consolas" w:eastAsia="Consolas" w:hAnsi="Consolas"/>
-                <w:color w:val="111111"/>
                 <w:sz w:val="20"/>
                 <w:szCs w:val="20"/>
               </w:rPr>
@@ -868,7 +865,6 @@
             <w:r>
               <w:rPr>
                 <w:rFonts w:ascii="Consolas" w:cs="Consolas" w:eastAsia="Consolas" w:hAnsi="Consolas"/>
-                <w:color w:val="111111"/>
                 <w:sz w:val="20"/>
                 <w:szCs w:val="20"/>
               </w:rPr>
@@ -895,7 +891,6 @@
             <w:r>
               <w:rPr>
                 <w:rFonts w:ascii="Arial" w:cs="Arial" w:eastAsia="Arial" w:hAnsi="Arial"/>
-                <w:color w:val="111111"/>
                 <w:sz w:val="20"/>
                 <w:szCs w:val="20"/>
               </w:rPr>
@@ -921,7 +916,6 @@
             <w:r>
               <w:rPr>
                 <w:rFonts w:ascii="Arial" w:cs="Arial" w:eastAsia="Arial" w:hAnsi="Arial"/>
-                <w:color w:val="111111"/>
                 <w:sz w:val="20"/>
                 <w:szCs w:val="20"/>
               </w:rPr>
@@ -947,7 +941,6 @@
             <w:r>
               <w:rPr>
                 <w:rFonts w:ascii="Consolas" w:cs="Consolas" w:eastAsia="Consolas" w:hAnsi="Consolas"/>
-                <w:color w:val="111111"/>
                 <w:sz w:val="20"/>
                 <w:szCs w:val="20"/>
               </w:rPr>
@@ -973,7 +966,6 @@
             <w:r>
               <w:rPr>
                 <w:rFonts w:ascii="Consolas" w:cs="Consolas" w:eastAsia="Consolas" w:hAnsi="Consolas"/>
-                <w:color w:val="111111"/>
                 <w:sz w:val="20"/>
                 <w:szCs w:val="20"/>
               </w:rPr>
@@ -1076,7 +1068,6 @@
             <w:r>
               <w:rPr>
                 <w:rFonts w:ascii="Consolas" w:cs="Consolas" w:eastAsia="Consolas" w:hAnsi="Consolas"/>
-                <w:color w:val="111111"/>
                 <w:sz w:val="20"/>
                 <w:szCs w:val="20"/>
               </w:rPr>
@@ -1148,7 +1139,6 @@
             <w:r>
               <w:rPr>
                 <w:rFonts w:ascii="Consolas" w:cs="Consolas" w:eastAsia="Consolas" w:hAnsi="Consolas"/>
-                <w:color w:val="111111"/>
                 <w:sz w:val="20"/>
                 <w:szCs w:val="20"/>
               </w:rPr>
@@ -1183,10 +1173,10 @@
             <w:tcW w:type="dxa" w:w="2059"/>
             <w:shd w:fill="0f172a" w:color="auto" w:val="clear"/>
             <w:tcMar>
-              <w:top w:type="dxa" w:w="90"/>
-              <w:left w:type="dxa" w:w="90"/>
-              <w:bottom w:type="dxa" w:w="90"/>
-              <w:right w:type="dxa" w:w="90"/>
+              <w:top w:type="dxa" w:w="150"/>
+              <w:left w:type="dxa" w:w="150"/>
+              <w:bottom w:type="dxa" w:w="150"/>
+              <w:right w:type="dxa" w:w="150"/>
             </w:tcMar>
           </w:tcPr>
           <w:p>
@@ -1211,10 +1201,10 @@
             <w:tcW w:type="dxa" w:w="2153"/>
             <w:shd w:fill="0f172a" w:color="auto" w:val="clear"/>
             <w:tcMar>
-              <w:top w:type="dxa" w:w="90"/>
-              <w:left w:type="dxa" w:w="90"/>
-              <w:bottom w:type="dxa" w:w="90"/>
-              <w:right w:type="dxa" w:w="90"/>
+              <w:top w:type="dxa" w:w="150"/>
+              <w:left w:type="dxa" w:w="150"/>
+              <w:bottom w:type="dxa" w:w="150"/>
+              <w:right w:type="dxa" w:w="150"/>
             </w:tcMar>
           </w:tcPr>
           <w:p>
@@ -1373,7 +1363,7 @@
         </w:rPr>
         <w:t xml:space="preserve"> </w:t>
       </w:r>
-      <w:hyperlink w:history="1" r:id="rIdusmmyuq6smllq8fgyucth">
+      <w:hyperlink w:history="1" r:id="rIdi2iruajpxxp2s5ov9t8ue">
         <w:r>
           <w:rPr>
             <w:rStyle w:val="Hyperlink"/>

--- a/examples/invoice/output.docx
+++ b/examples/invoice/output.docx
@@ -1363,7 +1363,7 @@
         </w:rPr>
         <w:t xml:space="preserve"> </w:t>
       </w:r>
-      <w:hyperlink w:history="1" r:id="rIdi2iruajpxxp2s5ov9t8ue">
+      <w:hyperlink w:history="1" r:id="rIdurvbrgfgbgl_hh9z7qsic">
         <w:r>
           <w:rPr>
             <w:rStyle w:val="Hyperlink"/>
